--- a/week7/Stage_4_SmartCare_v04_Domain_Implementation_Workbook.docx
+++ b/week7/Stage_4_SmartCare_v04_Domain_Implementation_Workbook.docx
@@ -1,6 +1,6 @@
 
 <file path=word/document.xml><?xml version="1.0" encoding="utf-8"?>
-<w:document xmlns:wpc="http://schemas.microsoft.com/office/word/2010/wordprocessingCanvas" xmlns:cx="http://schemas.microsoft.com/office/drawing/2014/chartex" xmlns:cx1="http://schemas.microsoft.com/office/drawing/2015/9/8/chartex" xmlns:cx2="http://schemas.microsoft.com/office/drawing/2015/10/21/chartex" xmlns:cx3="http://schemas.microsoft.com/office/drawing/2016/5/9/chartex" xmlns:cx4="http://schemas.microsoft.com/office/drawing/2016/5/10/chartex" xmlns:cx5="http://schemas.microsoft.com/office/drawing/2016/5/11/chartex" xmlns:cx6="http://schemas.microsoft.com/office/drawing/2016/5/12/chartex" xmlns:cx7="http://schemas.microsoft.com/office/drawing/2016/5/13/chartex" xmlns:cx8="http://schemas.microsoft.com/office/drawing/2016/5/14/chartex" xmlns:mc="http://schemas.openxmlformats.org/markup-compatibility/2006" xmlns:aink="http://schemas.microsoft.com/office/drawing/2016/ink" xmlns:am3d="http://schemas.microsoft.com/office/drawing/2017/model3d" xmlns:o="urn:schemas-microsoft-com:office:office" xmlns:oel="http://schemas.microsoft.com/office/2019/extlst" xmlns:r="http://schemas.openxmlformats.org/officeDocument/2006/relationships" xmlns:m="http://schemas.openxmlformats.org/officeDocument/2006/math" xmlns:v="urn:schemas-microsoft-com:vml" xmlns:wp14="http://schemas.microsoft.com/office/word/2010/wordprocessingDrawing" xmlns:wp="http://schemas.openxmlformats.org/drawingml/2006/wordprocessingDrawing" xmlns:w10="urn:schemas-microsoft-com:office:word" xmlns:w="http://schemas.openxmlformats.org/wordprocessingml/2006/main" xmlns:w14="http://schemas.microsoft.com/office/word/2010/wordml" xmlns:w15="http://schemas.microsoft.com/office/word/2012/wordml" xmlns:w16cei="http://schemas.microsoft.com/office/word/2026/wordml/cei" xmlns:w16cex="http://schemas.microsoft.com/office/word/2018/wordml/cex" xmlns:w16cid="http://schemas.microsoft.com/office/word/2016/wordml/cid" xmlns:w16="http://schemas.microsoft.com/office/word/2018/wordml" xmlns:w16du="http://schemas.microsoft.com/office/word/2023/wordml/word16du" xmlns:w16sdtdh="http://schemas.microsoft.com/office/word/2020/wordml/sdtdatahash" xmlns:w16sdtfl="http://schemas.microsoft.com/office/word/2024/wordml/sdtformatlock" xmlns:w16se="http://schemas.microsoft.com/office/word/2015/wordml/symex" xmlns:wpg="http://schemas.microsoft.com/office/word/2010/wordprocessingGroup" xmlns:wpi="http://schemas.microsoft.com/office/word/2010/wordprocessingInk" xmlns:wne="http://schemas.microsoft.com/office/word/2006/wordml" xmlns:wps="http://schemas.microsoft.com/office/word/2010/wordprocessingShape" mc:Ignorable="w14 w15 w16se w16cid w16 w16cex w16sdtdh w16sdtfl w16du wp14">
+<w:document xmlns:wpc="http://schemas.microsoft.com/office/word/2010/wordprocessingCanvas" xmlns:cx="http://schemas.microsoft.com/office/drawing/2014/chartex" xmlns:cx1="http://schemas.microsoft.com/office/drawing/2015/9/8/chartex" xmlns:cx2="http://schemas.microsoft.com/office/drawing/2015/10/21/chartex" xmlns:cx3="http://schemas.microsoft.com/office/drawing/2016/5/9/chartex" xmlns:cx4="http://schemas.microsoft.com/office/drawing/2016/5/10/chartex" xmlns:cx5="http://schemas.microsoft.com/office/drawing/2016/5/11/chartex" xmlns:cx6="http://schemas.microsoft.com/office/drawing/2016/5/12/chartex" xmlns:cx7="http://schemas.microsoft.com/office/drawing/2016/5/13/chartex" xmlns:cx8="http://schemas.microsoft.com/office/drawing/2016/5/14/chartex" xmlns:mc="http://schemas.openxmlformats.org/markup-compatibility/2006" xmlns:aink="http://schemas.microsoft.com/office/drawing/2016/ink" xmlns:am3d="http://schemas.microsoft.com/office/drawing/2017/model3d" xmlns:o="urn:schemas-microsoft-com:office:office" xmlns:oel="http://schemas.microsoft.com/office/2019/extlst" xmlns:r="http://schemas.openxmlformats.org/officeDocument/2006/relationships" xmlns:m="http://schemas.openxmlformats.org/officeDocument/2006/math" xmlns:v="urn:schemas-microsoft-com:vml" xmlns:wp14="http://schemas.microsoft.com/office/word/2010/wordprocessingDrawing" xmlns:wp="http://schemas.openxmlformats.org/drawingml/2006/wordprocessingDrawing" xmlns:w10="urn:schemas-microsoft-com:office:word" xmlns:w="http://schemas.openxmlformats.org/wordprocessingml/2006/main" xmlns:w14="http://schemas.microsoft.com/office/word/2010/wordml" xmlns:w15="http://schemas.microsoft.com/office/word/2012/wordml" xmlns:w16cex="http://schemas.microsoft.com/office/word/2018/wordml/cex" xmlns:w16cid="http://schemas.microsoft.com/office/word/2016/wordml/cid" xmlns:w16="http://schemas.microsoft.com/office/word/2018/wordml" xmlns:w16du="http://schemas.microsoft.com/office/word/2023/wordml/word16du" xmlns:w16sdtdh="http://schemas.microsoft.com/office/word/2020/wordml/sdtdatahash" xmlns:w16sdtfl="http://schemas.microsoft.com/office/word/2024/wordml/sdtformatlock" xmlns:w16se="http://schemas.microsoft.com/office/word/2015/wordml/symex" xmlns:wpg="http://schemas.microsoft.com/office/word/2010/wordprocessingGroup" xmlns:wpi="http://schemas.microsoft.com/office/word/2010/wordprocessingInk" xmlns:wne="http://schemas.microsoft.com/office/word/2006/wordml" xmlns:wps="http://schemas.microsoft.com/office/word/2010/wordprocessingShape" mc:Ignorable="w14 w15 w16se w16cid w16 w16cex w16sdtdh w16sdtfl w16du wp14">
   <w:body>
     <w:p>
       <w:pPr>
@@ -36,19 +36,19 @@
     <w:tbl>
       <w:tblPr>
         <w:tblStyle w:val="TableGrid"/>
-        <w:tblW w:w="0" w:type="auto"/>
+        <w:tblW w:w="10740" w:type="dxa"/>
         <w:tblLook w:val="04A0" w:firstRow="1" w:lastRow="0" w:firstColumn="1" w:lastColumn="0" w:noHBand="0" w:noVBand="1"/>
       </w:tblPr>
       <w:tblGrid>
-        <w:gridCol w:w="2520"/>
-        <w:gridCol w:w="2520"/>
-        <w:gridCol w:w="2520"/>
-        <w:gridCol w:w="2520"/>
+        <w:gridCol w:w="3825"/>
+        <w:gridCol w:w="3046"/>
+        <w:gridCol w:w="1540"/>
+        <w:gridCol w:w="2805"/>
       </w:tblGrid>
       <w:tr>
         <w:tc>
           <w:tcPr>
-            <w:tcW w:w="2520" w:type="dxa"/>
+            <w:tcW w:w="3825" w:type="dxa"/>
           </w:tcPr>
           <w:p>
             <w:r>
@@ -58,7 +58,7 @@
         </w:tc>
         <w:tc>
           <w:tcPr>
-            <w:tcW w:w="2520" w:type="dxa"/>
+            <w:tcW w:w="3046" w:type="dxa"/>
           </w:tcPr>
           <w:p>
             <w:r>
@@ -68,7 +68,7 @@
         </w:tc>
         <w:tc>
           <w:tcPr>
-            <w:tcW w:w="2520" w:type="dxa"/>
+            <w:tcW w:w="1834" w:type="dxa"/>
           </w:tcPr>
           <w:p>
             <w:r>
@@ -78,7 +78,7 @@
         </w:tc>
         <w:tc>
           <w:tcPr>
-            <w:tcW w:w="2520" w:type="dxa"/>
+            <w:tcW w:w="2035" w:type="dxa"/>
           </w:tcPr>
           <w:p>
             <w:r>
@@ -90,261 +90,808 @@
       <w:tr>
         <w:tc>
           <w:tcPr>
-            <w:tcW w:w="2520" w:type="dxa"/>
+            <w:tcW w:w="3825" w:type="dxa"/>
           </w:tcPr>
-          <w:p/>
+          <w:p>
+            <w:r>
+              <w:t xml:space="preserve">Patient: </w:t>
+            </w:r>
+            <w:proofErr w:type="spellStart"/>
+            <w:r>
+              <w:t>patient_id</w:t>
+            </w:r>
+            <w:proofErr w:type="spellEnd"/>
+            <w:r>
+              <w:t>, name, phone</w:t>
+            </w:r>
+          </w:p>
         </w:tc>
         <w:tc>
           <w:tcPr>
-            <w:tcW w:w="2520" w:type="dxa"/>
+            <w:tcW w:w="3046" w:type="dxa"/>
           </w:tcPr>
-          <w:p/>
+          <w:p>
+            <w:r>
+              <w:t>Patient with private __</w:t>
+            </w:r>
+            <w:proofErr w:type="spellStart"/>
+            <w:r>
+              <w:t>patient_id</w:t>
+            </w:r>
+            <w:proofErr w:type="spellEnd"/>
+            <w:r>
+              <w:t>/__name/__phone and read-only properties</w:t>
+            </w:r>
+          </w:p>
         </w:tc>
         <w:tc>
           <w:tcPr>
-            <w:tcW w:w="2520" w:type="dxa"/>
+            <w:tcW w:w="1834" w:type="dxa"/>
           </w:tcPr>
-          <w:p/>
+          <w:p>
+            <w:r>
+              <w:t>Yes</w:t>
+            </w:r>
+          </w:p>
         </w:tc>
         <w:tc>
           <w:tcPr>
-            <w:tcW w:w="2520" w:type="dxa"/>
+            <w:tcW w:w="2035" w:type="dxa"/>
           </w:tcPr>
-          <w:p/>
+          <w:p>
+            <w:r>
+              <w:t>Each must be non-empty text.</w:t>
+            </w:r>
+          </w:p>
         </w:tc>
       </w:tr>
       <w:tr>
         <w:tc>
           <w:tcPr>
-            <w:tcW w:w="2520" w:type="dxa"/>
+            <w:tcW w:w="3825" w:type="dxa"/>
           </w:tcPr>
-          <w:p/>
+          <w:p>
+            <w:r>
+              <w:t xml:space="preserve">Patient: </w:t>
+            </w:r>
+            <w:proofErr w:type="spellStart"/>
+            <w:r>
+              <w:t>reminders_opt_in</w:t>
+            </w:r>
+            <w:proofErr w:type="spellEnd"/>
+            <w:r>
+              <w:t xml:space="preserve">, </w:t>
+            </w:r>
+            <w:proofErr w:type="spellStart"/>
+            <w:r>
+              <w:t>opt_in_</w:t>
+            </w:r>
+            <w:proofErr w:type="gramStart"/>
+            <w:r>
+              <w:t>reminders</w:t>
+            </w:r>
+            <w:proofErr w:type="spellEnd"/>
+            <w:r>
+              <w:t>(</w:t>
+            </w:r>
+            <w:proofErr w:type="gramEnd"/>
+            <w:r>
+              <w:t>)</w:t>
+            </w:r>
+          </w:p>
         </w:tc>
         <w:tc>
           <w:tcPr>
-            <w:tcW w:w="2520" w:type="dxa"/>
+            <w:tcW w:w="3046" w:type="dxa"/>
           </w:tcPr>
-          <w:p/>
+          <w:p>
+            <w:proofErr w:type="spellStart"/>
+            <w:r>
+              <w:t>Reminders_opt_in</w:t>
+            </w:r>
+            <w:proofErr w:type="spellEnd"/>
+            <w:r>
+              <w:t xml:space="preserve"> property; </w:t>
+            </w:r>
+            <w:proofErr w:type="spellStart"/>
+            <w:r>
+              <w:t>opt_in_for_</w:t>
+            </w:r>
+            <w:proofErr w:type="gramStart"/>
+            <w:r>
+              <w:t>reminders</w:t>
+            </w:r>
+            <w:proofErr w:type="spellEnd"/>
+            <w:r>
+              <w:t>(</w:t>
+            </w:r>
+            <w:proofErr w:type="gramEnd"/>
+            <w:r>
+              <w:t>)</w:t>
+            </w:r>
+          </w:p>
         </w:tc>
         <w:tc>
           <w:tcPr>
-            <w:tcW w:w="2520" w:type="dxa"/>
+            <w:tcW w:w="1834" w:type="dxa"/>
           </w:tcPr>
-          <w:p/>
+          <w:p>
+            <w:r>
+              <w:t>Yes</w:t>
+            </w:r>
+          </w:p>
         </w:tc>
         <w:tc>
           <w:tcPr>
-            <w:tcW w:w="2520" w:type="dxa"/>
+            <w:tcW w:w="2035" w:type="dxa"/>
           </w:tcPr>
-          <w:p/>
+          <w:p>
+            <w:r>
+              <w:t>Operation name differs from the Stage 3 UML; the skeleton</w:t>
+            </w:r>
+            <w:r>
+              <w:t>’s name was kept</w:t>
+            </w:r>
+          </w:p>
         </w:tc>
       </w:tr>
       <w:tr>
         <w:tc>
           <w:tcPr>
-            <w:tcW w:w="2520" w:type="dxa"/>
+            <w:tcW w:w="3825" w:type="dxa"/>
           </w:tcPr>
-          <w:p/>
+          <w:p>
+            <w:proofErr w:type="spellStart"/>
+            <w:r>
+              <w:t>Patient.book_</w:t>
+            </w:r>
+            <w:proofErr w:type="gramStart"/>
+            <w:r>
+              <w:t>appointment</w:t>
+            </w:r>
+            <w:proofErr w:type="spellEnd"/>
+            <w:r>
+              <w:t>(</w:t>
+            </w:r>
+            <w:proofErr w:type="gramEnd"/>
+            <w:r>
+              <w:t>)</w:t>
+            </w:r>
+          </w:p>
         </w:tc>
         <w:tc>
           <w:tcPr>
-            <w:tcW w:w="2520" w:type="dxa"/>
+            <w:tcW w:w="3046" w:type="dxa"/>
           </w:tcPr>
-          <w:p/>
+          <w:p>
+            <w:proofErr w:type="spellStart"/>
+            <w:r>
+              <w:t>book_</w:t>
+            </w:r>
+            <w:proofErr w:type="gramStart"/>
+            <w:r>
+              <w:t>appointment</w:t>
+            </w:r>
+            <w:proofErr w:type="spellEnd"/>
+            <w:r>
+              <w:t>(</w:t>
+            </w:r>
+            <w:proofErr w:type="gramEnd"/>
+            <w:r>
+              <w:t>)</w:t>
+            </w:r>
+          </w:p>
         </w:tc>
         <w:tc>
           <w:tcPr>
-            <w:tcW w:w="2520" w:type="dxa"/>
+            <w:tcW w:w="1834" w:type="dxa"/>
           </w:tcPr>
-          <w:p/>
+          <w:p>
+            <w:r>
+              <w:t>No (stub)</w:t>
+            </w:r>
+          </w:p>
         </w:tc>
         <w:tc>
           <w:tcPr>
-            <w:tcW w:w="2520" w:type="dxa"/>
+            <w:tcW w:w="2035" w:type="dxa"/>
           </w:tcPr>
-          <w:p/>
+          <w:p>
+            <w:r>
+              <w:t>Still a stub</w:t>
+            </w:r>
+          </w:p>
         </w:tc>
       </w:tr>
       <w:tr>
         <w:tc>
           <w:tcPr>
-            <w:tcW w:w="2520" w:type="dxa"/>
+            <w:tcW w:w="3825" w:type="dxa"/>
           </w:tcPr>
-          <w:p/>
+          <w:p>
+            <w:proofErr w:type="spellStart"/>
+            <w:r>
+              <w:t>Patient.view_upcoming_</w:t>
+            </w:r>
+            <w:proofErr w:type="gramStart"/>
+            <w:r>
+              <w:t>appointments</w:t>
+            </w:r>
+            <w:proofErr w:type="spellEnd"/>
+            <w:r>
+              <w:t>(</w:t>
+            </w:r>
+            <w:proofErr w:type="gramEnd"/>
+            <w:r>
+              <w:t>)</w:t>
+            </w:r>
+          </w:p>
         </w:tc>
         <w:tc>
           <w:tcPr>
-            <w:tcW w:w="2520" w:type="dxa"/>
+            <w:tcW w:w="3046" w:type="dxa"/>
           </w:tcPr>
-          <w:p/>
+          <w:p>
+            <w:proofErr w:type="spellStart"/>
+            <w:r>
+              <w:t>View_upcoming_</w:t>
+            </w:r>
+            <w:proofErr w:type="gramStart"/>
+            <w:r>
+              <w:t>appointment</w:t>
+            </w:r>
+            <w:proofErr w:type="spellEnd"/>
+            <w:r>
+              <w:t>(</w:t>
+            </w:r>
+            <w:proofErr w:type="gramEnd"/>
+            <w:r>
+              <w:t>)</w:t>
+            </w:r>
+          </w:p>
         </w:tc>
         <w:tc>
           <w:tcPr>
-            <w:tcW w:w="2520" w:type="dxa"/>
+            <w:tcW w:w="1834" w:type="dxa"/>
           </w:tcPr>
-          <w:p/>
+          <w:p>
+            <w:r>
+              <w:t>No (stub)</w:t>
+            </w:r>
+          </w:p>
         </w:tc>
         <w:tc>
           <w:tcPr>
-            <w:tcW w:w="2520" w:type="dxa"/>
+            <w:tcW w:w="2035" w:type="dxa"/>
           </w:tcPr>
-          <w:p/>
+          <w:p>
+            <w:r>
+              <w:t>Still a stub</w:t>
+            </w:r>
+          </w:p>
         </w:tc>
       </w:tr>
       <w:tr>
         <w:tc>
           <w:tcPr>
-            <w:tcW w:w="2520" w:type="dxa"/>
+            <w:tcW w:w="3825" w:type="dxa"/>
           </w:tcPr>
-          <w:p/>
+          <w:p>
+            <w:r>
+              <w:t xml:space="preserve">Practitioner: </w:t>
+            </w:r>
+            <w:proofErr w:type="spellStart"/>
+            <w:r>
+              <w:t>practitioner_id</w:t>
+            </w:r>
+            <w:proofErr w:type="spellEnd"/>
+            <w:r>
+              <w:t>, name</w:t>
+            </w:r>
+          </w:p>
         </w:tc>
         <w:tc>
           <w:tcPr>
-            <w:tcW w:w="2520" w:type="dxa"/>
+            <w:tcW w:w="3046" w:type="dxa"/>
           </w:tcPr>
-          <w:p/>
+          <w:p>
+            <w:proofErr w:type="spellStart"/>
+            <w:r>
+              <w:t>Practitoner</w:t>
+            </w:r>
+            <w:proofErr w:type="spellEnd"/>
+            <w:r>
+              <w:t xml:space="preserve"> with private</w:t>
+            </w:r>
+            <w:r>
+              <w:t xml:space="preserve"> __</w:t>
+            </w:r>
+            <w:proofErr w:type="spellStart"/>
+            <w:r>
+              <w:t>practitioner_</w:t>
+            </w:r>
+            <w:proofErr w:type="gramStart"/>
+            <w:r>
+              <w:t>id</w:t>
+            </w:r>
+            <w:proofErr w:type="spellEnd"/>
+            <w:r>
+              <w:t>/ _</w:t>
+            </w:r>
+            <w:proofErr w:type="gramEnd"/>
+            <w:r>
+              <w:t>_name and read-only properties</w:t>
+            </w:r>
+          </w:p>
         </w:tc>
         <w:tc>
           <w:tcPr>
-            <w:tcW w:w="2520" w:type="dxa"/>
+            <w:tcW w:w="1834" w:type="dxa"/>
           </w:tcPr>
-          <w:p/>
+          <w:p>
+            <w:r>
+              <w:t>Yes</w:t>
+            </w:r>
+          </w:p>
         </w:tc>
         <w:tc>
           <w:tcPr>
-            <w:tcW w:w="2520" w:type="dxa"/>
+            <w:tcW w:w="2035" w:type="dxa"/>
           </w:tcPr>
-          <w:p/>
+          <w:p>
+            <w:r>
+              <w:t>Each must be non-empty text</w:t>
+            </w:r>
+          </w:p>
         </w:tc>
       </w:tr>
       <w:tr>
         <w:tc>
           <w:tcPr>
-            <w:tcW w:w="2520" w:type="dxa"/>
+            <w:tcW w:w="3825" w:type="dxa"/>
           </w:tcPr>
-          <w:p/>
+          <w:p>
+            <w:proofErr w:type="spellStart"/>
+            <w:r>
+              <w:t>Practitoner</w:t>
+            </w:r>
+            <w:proofErr w:type="spellEnd"/>
+            <w:r>
+              <w:t>: specialty (new)</w:t>
+            </w:r>
+          </w:p>
         </w:tc>
         <w:tc>
           <w:tcPr>
-            <w:tcW w:w="2520" w:type="dxa"/>
+            <w:tcW w:w="3046" w:type="dxa"/>
           </w:tcPr>
-          <w:p/>
+          <w:p>
+            <w:r>
+              <w:t>__specialty with a read-only property</w:t>
+            </w:r>
+          </w:p>
         </w:tc>
         <w:tc>
           <w:tcPr>
-            <w:tcW w:w="2520" w:type="dxa"/>
+            <w:tcW w:w="1834" w:type="dxa"/>
           </w:tcPr>
-          <w:p/>
+          <w:p>
+            <w:r>
+              <w:t>Yes</w:t>
+            </w:r>
+          </w:p>
         </w:tc>
         <w:tc>
           <w:tcPr>
-            <w:tcW w:w="2520" w:type="dxa"/>
+            <w:tcW w:w="2035" w:type="dxa"/>
           </w:tcPr>
-          <w:p/>
+          <w:p>
+            <w:r>
+              <w:t>Added because the Part C prompt asks for it; must be non-empty text</w:t>
+            </w:r>
+          </w:p>
         </w:tc>
       </w:tr>
       <w:tr>
         <w:tc>
           <w:tcPr>
-            <w:tcW w:w="2520" w:type="dxa"/>
+            <w:tcW w:w="3825" w:type="dxa"/>
           </w:tcPr>
-          <w:p/>
+          <w:p>
+            <w:proofErr w:type="spellStart"/>
+            <w:r>
+              <w:t>Practitioner.get_schedule</w:t>
+            </w:r>
+            <w:proofErr w:type="spellEnd"/>
+            <w:r>
+              <w:t>(view)</w:t>
+            </w:r>
+          </w:p>
         </w:tc>
         <w:tc>
           <w:tcPr>
-            <w:tcW w:w="2520" w:type="dxa"/>
+            <w:tcW w:w="3046" w:type="dxa"/>
           </w:tcPr>
-          <w:p/>
+          <w:p>
+            <w:proofErr w:type="spellStart"/>
+            <w:r>
+              <w:t>Get_schedule</w:t>
+            </w:r>
+            <w:proofErr w:type="spellEnd"/>
+            <w:r>
+              <w:t>(view)</w:t>
+            </w:r>
+          </w:p>
         </w:tc>
         <w:tc>
           <w:tcPr>
-            <w:tcW w:w="2520" w:type="dxa"/>
+            <w:tcW w:w="1834" w:type="dxa"/>
           </w:tcPr>
-          <w:p/>
+          <w:p>
+            <w:r>
+              <w:t>No (stub)</w:t>
+            </w:r>
+          </w:p>
         </w:tc>
         <w:tc>
           <w:tcPr>
-            <w:tcW w:w="2520" w:type="dxa"/>
+            <w:tcW w:w="2035" w:type="dxa"/>
           </w:tcPr>
-          <w:p/>
+          <w:p>
+            <w:r>
+              <w:t>Still a stub</w:t>
+            </w:r>
+          </w:p>
         </w:tc>
       </w:tr>
       <w:tr>
         <w:tc>
           <w:tcPr>
-            <w:tcW w:w="2520" w:type="dxa"/>
+            <w:tcW w:w="3825" w:type="dxa"/>
           </w:tcPr>
-          <w:p/>
+          <w:p>
+            <w:proofErr w:type="spellStart"/>
+            <w:r>
+              <w:t>Practitioner</w:t>
+            </w:r>
+            <w:r>
+              <w:t>.has_conflict</w:t>
+            </w:r>
+            <w:proofErr w:type="spellEnd"/>
+            <w:r>
+              <w:t xml:space="preserve">(when), </w:t>
+            </w:r>
+            <w:proofErr w:type="spellStart"/>
+            <w:r>
+              <w:t>update_</w:t>
+            </w:r>
+            <w:proofErr w:type="gramStart"/>
+            <w:r>
+              <w:t>status</w:t>
+            </w:r>
+            <w:proofErr w:type="spellEnd"/>
+            <w:r>
+              <w:t>(</w:t>
+            </w:r>
+            <w:proofErr w:type="gramEnd"/>
+            <w:r>
+              <w:t>appt, status)</w:t>
+            </w:r>
+          </w:p>
         </w:tc>
         <w:tc>
           <w:tcPr>
-            <w:tcW w:w="2520" w:type="dxa"/>
+            <w:tcW w:w="3046" w:type="dxa"/>
           </w:tcPr>
-          <w:p/>
+          <w:p>
+            <w:proofErr w:type="spellStart"/>
+            <w:r>
+              <w:t>Has_conflict</w:t>
+            </w:r>
+            <w:proofErr w:type="spellEnd"/>
+            <w:r>
+              <w:t xml:space="preserve">(when) -&gt; bool; </w:t>
+            </w:r>
+            <w:proofErr w:type="spellStart"/>
+            <w:r>
+              <w:t>update_</w:t>
+            </w:r>
+            <w:proofErr w:type="gramStart"/>
+            <w:r>
+              <w:t>status</w:t>
+            </w:r>
+            <w:proofErr w:type="spellEnd"/>
+            <w:r>
+              <w:t>(</w:t>
+            </w:r>
+            <w:proofErr w:type="gramEnd"/>
+            <w:r>
+              <w:t>appointment, status)</w:t>
+            </w:r>
+          </w:p>
         </w:tc>
         <w:tc>
           <w:tcPr>
-            <w:tcW w:w="2520" w:type="dxa"/>
+            <w:tcW w:w="1834" w:type="dxa"/>
           </w:tcPr>
-          <w:p/>
+          <w:p>
+            <w:r>
+              <w:t>No (stub)</w:t>
+            </w:r>
+          </w:p>
         </w:tc>
         <w:tc>
           <w:tcPr>
-            <w:tcW w:w="2520" w:type="dxa"/>
+            <w:tcW w:w="2035" w:type="dxa"/>
           </w:tcPr>
-          <w:p/>
+          <w:p>
+            <w:r>
+              <w:t>Restored as two separate operations as in the U</w:t>
+            </w:r>
+            <w:r>
+              <w:t>ML; the skeleton had merged when, both are stubs</w:t>
+            </w:r>
+          </w:p>
         </w:tc>
       </w:tr>
       <w:tr>
         <w:tc>
           <w:tcPr>
-            <w:tcW w:w="2520" w:type="dxa"/>
+            <w:tcW w:w="3825" w:type="dxa"/>
           </w:tcPr>
-          <w:p/>
+          <w:p>
+            <w:r>
+              <w:t>Appointment</w:t>
+            </w:r>
+            <w:r>
+              <w:t xml:space="preserve">: </w:t>
+            </w:r>
+            <w:proofErr w:type="spellStart"/>
+            <w:r>
+              <w:t>appointment_id</w:t>
+            </w:r>
+            <w:proofErr w:type="spellEnd"/>
+            <w:r>
+              <w:t xml:space="preserve">, when, </w:t>
+            </w:r>
+            <w:proofErr w:type="gramStart"/>
+            <w:r>
+              <w:t>status,,</w:t>
+            </w:r>
+            <w:proofErr w:type="gramEnd"/>
+            <w:r>
+              <w:t xml:space="preserve"> </w:t>
+            </w:r>
+            <w:proofErr w:type="gramStart"/>
+            <w:r>
+              <w:t>validate(</w:t>
+            </w:r>
+            <w:proofErr w:type="gramEnd"/>
+            <w:r>
+              <w:t>)</w:t>
+            </w:r>
+          </w:p>
         </w:tc>
         <w:tc>
           <w:tcPr>
-            <w:tcW w:w="2520" w:type="dxa"/>
+            <w:tcW w:w="3046" w:type="dxa"/>
           </w:tcPr>
-          <w:p/>
+          <w:p>
+            <w:r>
+              <w:t>Appointment with private attributes and read-only properties</w:t>
+            </w:r>
+            <w:r>
+              <w:t xml:space="preserve">; </w:t>
+            </w:r>
+            <w:proofErr w:type="gramStart"/>
+            <w:r>
+              <w:t>validate(</w:t>
+            </w:r>
+            <w:proofErr w:type="gramEnd"/>
+            <w:r>
+              <w:t>) called from __</w:t>
+            </w:r>
+            <w:proofErr w:type="spellStart"/>
+            <w:r>
+              <w:t>init</w:t>
+            </w:r>
+            <w:proofErr w:type="spellEnd"/>
+            <w:r>
+              <w:t xml:space="preserve">__; </w:t>
+            </w:r>
+            <w:proofErr w:type="spellStart"/>
+            <w:r>
+              <w:t>AppointmentStatus</w:t>
+            </w:r>
+            <w:proofErr w:type="spellEnd"/>
+            <w:r>
+              <w:t xml:space="preserve"> </w:t>
+            </w:r>
+            <w:proofErr w:type="spellStart"/>
+            <w:r>
+              <w:t>enum</w:t>
+            </w:r>
+            <w:proofErr w:type="spellEnd"/>
+          </w:p>
         </w:tc>
         <w:tc>
           <w:tcPr>
-            <w:tcW w:w="2520" w:type="dxa"/>
+            <w:tcW w:w="1834" w:type="dxa"/>
           </w:tcPr>
-          <w:p/>
+          <w:p>
+            <w:r>
+              <w:t>Yes</w:t>
+            </w:r>
+          </w:p>
         </w:tc>
         <w:tc>
           <w:tcPr>
-            <w:tcW w:w="2520" w:type="dxa"/>
+            <w:tcW w:w="2035" w:type="dxa"/>
           </w:tcPr>
-          <w:p/>
+          <w:p>
+            <w:r>
+              <w:t xml:space="preserve">Status: str became the </w:t>
+            </w:r>
+            <w:proofErr w:type="spellStart"/>
+            <w:r>
+              <w:t>AppointmentStatus</w:t>
+            </w:r>
+            <w:proofErr w:type="spellEnd"/>
+            <w:r>
+              <w:t xml:space="preserve"> </w:t>
+            </w:r>
+            <w:proofErr w:type="spellStart"/>
+            <w:r>
+              <w:t>enum</w:t>
+            </w:r>
+            <w:proofErr w:type="spellEnd"/>
+            <w:r>
+              <w:t xml:space="preserve">; </w:t>
+            </w:r>
+            <w:proofErr w:type="gramStart"/>
+            <w:r>
+              <w:t>validate(</w:t>
+            </w:r>
+            <w:proofErr w:type="gramEnd"/>
+            <w:r>
+              <w:t>) also checks the types</w:t>
+            </w:r>
+          </w:p>
         </w:tc>
       </w:tr>
       <w:tr>
         <w:tc>
           <w:tcPr>
-            <w:tcW w:w="2520" w:type="dxa"/>
+            <w:tcW w:w="3825" w:type="dxa"/>
           </w:tcPr>
-          <w:p/>
+          <w:p>
+            <w:proofErr w:type="spellStart"/>
+            <w:r>
+              <w:t>Appointment.cancel</w:t>
+            </w:r>
+            <w:proofErr w:type="spellEnd"/>
+            <w:r>
+              <w:t xml:space="preserve">(), </w:t>
+            </w:r>
+            <w:proofErr w:type="gramStart"/>
+            <w:r>
+              <w:t>reschedule(</w:t>
+            </w:r>
+            <w:proofErr w:type="gramEnd"/>
+            <w:r>
+              <w:t xml:space="preserve">), </w:t>
+            </w:r>
+            <w:proofErr w:type="spellStart"/>
+            <w:r>
+              <w:t>record_</w:t>
+            </w:r>
+            <w:proofErr w:type="gramStart"/>
+            <w:r>
+              <w:t>outcome</w:t>
+            </w:r>
+            <w:proofErr w:type="spellEnd"/>
+            <w:r>
+              <w:t>(</w:t>
+            </w:r>
+            <w:proofErr w:type="gramEnd"/>
+            <w:r>
+              <w:t>)</w:t>
+            </w:r>
+          </w:p>
         </w:tc>
         <w:tc>
           <w:tcPr>
-            <w:tcW w:w="2520" w:type="dxa"/>
+            <w:tcW w:w="3046" w:type="dxa"/>
           </w:tcPr>
-          <w:p/>
+          <w:p>
+            <w:proofErr w:type="gramStart"/>
+            <w:r>
+              <w:t>Cancel(</w:t>
+            </w:r>
+            <w:proofErr w:type="gramEnd"/>
+            <w:r>
+              <w:t>) implemented through __</w:t>
+            </w:r>
+            <w:proofErr w:type="spellStart"/>
+            <w:r>
+              <w:t>change_</w:t>
+            </w:r>
+            <w:proofErr w:type="gramStart"/>
+            <w:r>
+              <w:t>status</w:t>
+            </w:r>
+            <w:proofErr w:type="spellEnd"/>
+            <w:r>
+              <w:t>(</w:t>
+            </w:r>
+            <w:proofErr w:type="gramEnd"/>
+            <w:r>
+              <w:t xml:space="preserve">); </w:t>
+            </w:r>
+            <w:proofErr w:type="gramStart"/>
+            <w:r>
+              <w:t>reschedule(</w:t>
+            </w:r>
+            <w:proofErr w:type="gramEnd"/>
+            <w:r>
+              <w:t xml:space="preserve">) and </w:t>
+            </w:r>
+            <w:proofErr w:type="spellStart"/>
+            <w:r>
+              <w:t>record_</w:t>
+            </w:r>
+            <w:proofErr w:type="gramStart"/>
+            <w:r>
+              <w:t>outcome</w:t>
+            </w:r>
+            <w:proofErr w:type="spellEnd"/>
+            <w:r>
+              <w:t>(</w:t>
+            </w:r>
+            <w:proofErr w:type="gramEnd"/>
+            <w:r>
+              <w:t>) unchanged</w:t>
+            </w:r>
+          </w:p>
         </w:tc>
         <w:tc>
           <w:tcPr>
-            <w:tcW w:w="2520" w:type="dxa"/>
+            <w:tcW w:w="1834" w:type="dxa"/>
           </w:tcPr>
-          <w:p/>
+          <w:p>
+            <w:r>
+              <w:t>Partly</w:t>
+            </w:r>
+          </w:p>
         </w:tc>
         <w:tc>
           <w:tcPr>
-            <w:tcW w:w="2520" w:type="dxa"/>
+            <w:tcW w:w="2035" w:type="dxa"/>
           </w:tcPr>
-          <w:p/>
+          <w:p>
+            <w:r>
+              <w:t xml:space="preserve">Only </w:t>
+            </w:r>
+            <w:proofErr w:type="gramStart"/>
+            <w:r>
+              <w:t>cancel(</w:t>
+            </w:r>
+            <w:proofErr w:type="gramEnd"/>
+            <w:r>
+              <w:t>) is implemented. An illegal change raises</w:t>
+            </w:r>
+            <w:r>
+              <w:t xml:space="preserve"> </w:t>
+            </w:r>
+            <w:proofErr w:type="spellStart"/>
+            <w:r>
+              <w:t>InvalidStatusTransitionError</w:t>
+            </w:r>
+            <w:proofErr w:type="spellEnd"/>
+            <w:r>
+              <w:t>.</w:t>
+            </w:r>
+          </w:p>
         </w:tc>
       </w:tr>
     </w:tbl>
@@ -404,19 +951,52 @@
           <w:tcPr>
             <w:tcW w:w="3360" w:type="dxa"/>
           </w:tcPr>
-          <w:p/>
+          <w:p>
+            <w:r>
+              <w:t>Patient</w:t>
+            </w:r>
+          </w:p>
         </w:tc>
         <w:tc>
           <w:tcPr>
             <w:tcW w:w="3360" w:type="dxa"/>
           </w:tcPr>
-          <w:p/>
+          <w:p>
+            <w:proofErr w:type="spellStart"/>
+            <w:r>
+              <w:t>Patient_id</w:t>
+            </w:r>
+            <w:proofErr w:type="spellEnd"/>
+            <w:r>
+              <w:t>, name, and phone are always non-empty text.</w:t>
+            </w:r>
+          </w:p>
         </w:tc>
         <w:tc>
           <w:tcPr>
             <w:tcW w:w="3360" w:type="dxa"/>
           </w:tcPr>
-          <w:p/>
+          <w:p>
+            <w:r>
+              <w:t>Checking in __</w:t>
+            </w:r>
+            <w:proofErr w:type="spellStart"/>
+            <w:proofErr w:type="gramStart"/>
+            <w:r>
+              <w:t>init</w:t>
+            </w:r>
+            <w:proofErr w:type="spellEnd"/>
+            <w:r>
+              <w:t>__</w:t>
+            </w:r>
+            <w:proofErr w:type="gramEnd"/>
+            <w:r>
+              <w:t>; stored privately with read-only properties and no setters</w:t>
+            </w:r>
+            <w:r>
+              <w:t>.</w:t>
+            </w:r>
+          </w:p>
         </w:tc>
       </w:tr>
       <w:tr>
@@ -424,19 +1004,63 @@
           <w:tcPr>
             <w:tcW w:w="3360" w:type="dxa"/>
           </w:tcPr>
-          <w:p/>
+          <w:p>
+            <w:r>
+              <w:t>Patient</w:t>
+            </w:r>
+          </w:p>
         </w:tc>
         <w:tc>
           <w:tcPr>
             <w:tcW w:w="3360" w:type="dxa"/>
           </w:tcPr>
-          <w:p/>
+          <w:p>
+            <w:proofErr w:type="spellStart"/>
+            <w:r>
+              <w:t>Reminders_opt_in</w:t>
+            </w:r>
+            <w:proofErr w:type="spellEnd"/>
+            <w:r>
+              <w:t xml:space="preserve"> is alwa</w:t>
+            </w:r>
+            <w:r>
+              <w:t xml:space="preserve">ys True or False and only changes through </w:t>
+            </w:r>
+            <w:proofErr w:type="spellStart"/>
+            <w:r>
+              <w:t>opt_in_for_</w:t>
+            </w:r>
+            <w:proofErr w:type="gramStart"/>
+            <w:r>
+              <w:t>reminders</w:t>
+            </w:r>
+            <w:proofErr w:type="spellEnd"/>
+            <w:r>
+              <w:t>(</w:t>
+            </w:r>
+            <w:proofErr w:type="gramEnd"/>
+            <w:r>
+              <w:t>).</w:t>
+            </w:r>
+          </w:p>
         </w:tc>
         <w:tc>
           <w:tcPr>
             <w:tcW w:w="3360" w:type="dxa"/>
           </w:tcPr>
-          <w:p/>
+          <w:p>
+            <w:r>
+              <w:t>Checking in __</w:t>
+            </w:r>
+            <w:proofErr w:type="spellStart"/>
+            <w:r>
+              <w:t>init</w:t>
+            </w:r>
+            <w:proofErr w:type="spellEnd"/>
+            <w:r>
+              <w:t>__ and in the method; the attribute is private.</w:t>
+            </w:r>
+          </w:p>
         </w:tc>
       </w:tr>
       <w:tr>
@@ -444,19 +1068,53 @@
           <w:tcPr>
             <w:tcW w:w="3360" w:type="dxa"/>
           </w:tcPr>
-          <w:p/>
+          <w:p>
+            <w:r>
+              <w:t>Practitioner</w:t>
+            </w:r>
+          </w:p>
         </w:tc>
         <w:tc>
           <w:tcPr>
             <w:tcW w:w="3360" w:type="dxa"/>
           </w:tcPr>
-          <w:p/>
+          <w:p>
+            <w:proofErr w:type="spellStart"/>
+            <w:r>
+              <w:t>P</w:t>
+            </w:r>
+            <w:r>
+              <w:t>ractitioner</w:t>
+            </w:r>
+            <w:r>
+              <w:t>_id</w:t>
+            </w:r>
+            <w:proofErr w:type="spellEnd"/>
+            <w:r>
+              <w:t>, name, and specialty are always non-empty text.</w:t>
+            </w:r>
+          </w:p>
         </w:tc>
         <w:tc>
           <w:tcPr>
             <w:tcW w:w="3360" w:type="dxa"/>
           </w:tcPr>
-          <w:p/>
+          <w:p>
+            <w:r>
+              <w:t>Checked in __</w:t>
+            </w:r>
+            <w:proofErr w:type="spellStart"/>
+            <w:r>
+              <w:t>init</w:t>
+            </w:r>
+            <w:proofErr w:type="spellEnd"/>
+            <w:r>
+              <w:t>__; stored privately</w:t>
+            </w:r>
+            <w:r>
+              <w:t xml:space="preserve"> with read-only properties and no setters.</w:t>
+            </w:r>
+          </w:p>
         </w:tc>
       </w:tr>
       <w:tr>
@@ -464,19 +1122,51 @@
           <w:tcPr>
             <w:tcW w:w="3360" w:type="dxa"/>
           </w:tcPr>
-          <w:p/>
+          <w:p>
+            <w:r>
+              <w:lastRenderedPageBreak/>
+              <w:t>Practitioner</w:t>
+            </w:r>
+          </w:p>
         </w:tc>
         <w:tc>
           <w:tcPr>
             <w:tcW w:w="3360" w:type="dxa"/>
           </w:tcPr>
-          <w:p/>
+          <w:p>
+            <w:r>
+              <w:t>No two appointments at the same time (FR-02).</w:t>
+            </w:r>
+            <w:r>
+              <w:t xml:space="preserve"> </w:t>
+            </w:r>
+          </w:p>
         </w:tc>
         <w:tc>
           <w:tcPr>
             <w:tcW w:w="3360" w:type="dxa"/>
           </w:tcPr>
-          <w:p/>
+          <w:p>
+            <w:r>
+              <w:t xml:space="preserve">Not protected yet: </w:t>
+            </w:r>
+            <w:proofErr w:type="spellStart"/>
+            <w:r>
+              <w:t>has_</w:t>
+            </w:r>
+            <w:proofErr w:type="gramStart"/>
+            <w:r>
+              <w:t>conflict</w:t>
+            </w:r>
+            <w:proofErr w:type="spellEnd"/>
+            <w:r>
+              <w:t>(</w:t>
+            </w:r>
+            <w:proofErr w:type="gramEnd"/>
+            <w:r>
+              <w:t>) is still a stub. Also, the appointments list is public.</w:t>
+            </w:r>
+          </w:p>
         </w:tc>
       </w:tr>
       <w:tr>
@@ -484,39 +1174,57 @@
           <w:tcPr>
             <w:tcW w:w="3360" w:type="dxa"/>
           </w:tcPr>
-          <w:p/>
+          <w:p>
+            <w:r>
+              <w:t>Appointments</w:t>
+            </w:r>
+          </w:p>
         </w:tc>
         <w:tc>
           <w:tcPr>
             <w:tcW w:w="3360" w:type="dxa"/>
           </w:tcPr>
-          <w:p/>
+          <w:p>
+            <w:r>
+              <w:t xml:space="preserve">Always has a real Patient, Practitioner, and datetime, and a status that is an </w:t>
+            </w:r>
+            <w:proofErr w:type="spellStart"/>
+            <w:r>
+              <w:t>AppointmentStatus</w:t>
+            </w:r>
+            <w:proofErr w:type="spellEnd"/>
+            <w:r>
+              <w:t>.</w:t>
+            </w:r>
+          </w:p>
         </w:tc>
         <w:tc>
           <w:tcPr>
             <w:tcW w:w="3360" w:type="dxa"/>
           </w:tcPr>
-          <w:p/>
-        </w:tc>
-      </w:tr>
-      <w:tr>
-        <w:tc>
-          <w:tcPr>
-            <w:tcW w:w="3360" w:type="dxa"/>
-          </w:tcPr>
-          <w:p/>
-        </w:tc>
-        <w:tc>
-          <w:tcPr>
-            <w:tcW w:w="3360" w:type="dxa"/>
-          </w:tcPr>
-          <w:p/>
-        </w:tc>
-        <w:tc>
-          <w:tcPr>
-            <w:tcW w:w="3360" w:type="dxa"/>
-          </w:tcPr>
-          <w:p/>
+          <w:p>
+            <w:proofErr w:type="gramStart"/>
+            <w:r>
+              <w:t>Validate(</w:t>
+            </w:r>
+            <w:proofErr w:type="gramEnd"/>
+            <w:r>
+              <w:t>) runs at the end of __</w:t>
+            </w:r>
+            <w:proofErr w:type="spellStart"/>
+            <w:r>
+              <w:t>init</w:t>
+            </w:r>
+            <w:proofErr w:type="spellEnd"/>
+            <w:r>
+              <w:t xml:space="preserve">__ and raises </w:t>
+            </w:r>
+            <w:proofErr w:type="spellStart"/>
+            <w:r>
+              <w:t>ValueError</w:t>
+            </w:r>
+            <w:proofErr w:type="spellEnd"/>
+          </w:p>
         </w:tc>
       </w:tr>
     </w:tbl>
@@ -576,19 +1284,55 @@
           <w:tcPr>
             <w:tcW w:w="3360" w:type="dxa"/>
           </w:tcPr>
-          <w:p/>
+          <w:p>
+            <w:r>
+              <w:t>Appointment - Patient</w:t>
+            </w:r>
+          </w:p>
         </w:tc>
         <w:tc>
           <w:tcPr>
             <w:tcW w:w="3360" w:type="dxa"/>
           </w:tcPr>
-          <w:p/>
+          <w:p>
+            <w:r>
+              <w:t>Association. Appointment holds a reference to its patient.</w:t>
+            </w:r>
+          </w:p>
         </w:tc>
         <w:tc>
           <w:tcPr>
             <w:tcW w:w="3360" w:type="dxa"/>
           </w:tcPr>
-          <w:p/>
+          <w:p>
+            <w:r>
+              <w:t>Same as in the Stage 3 UML</w:t>
+            </w:r>
+            <w:r>
+              <w:t xml:space="preserve"> (1 to </w:t>
+            </w:r>
+            <w:proofErr w:type="gramStart"/>
+            <w:r>
+              <w:t>0..</w:t>
+            </w:r>
+            <w:proofErr w:type="gramEnd"/>
+            <w:r>
+              <w:t>*). A patient</w:t>
+            </w:r>
+            <w:r>
+              <w:t xml:space="preserve"> carries on existing when an appointment is cancelled, so the appointment is not </w:t>
+            </w:r>
+            <w:proofErr w:type="spellStart"/>
+            <w:proofErr w:type="gramStart"/>
+            <w:r>
+              <w:t>apart</w:t>
+            </w:r>
+            <w:proofErr w:type="spellEnd"/>
+            <w:proofErr w:type="gramEnd"/>
+            <w:r>
+              <w:t xml:space="preserve"> of the patient.</w:t>
+            </w:r>
+          </w:p>
         </w:tc>
       </w:tr>
       <w:tr>
@@ -596,19 +1340,63 @@
           <w:tcPr>
             <w:tcW w:w="3360" w:type="dxa"/>
           </w:tcPr>
-          <w:p/>
+          <w:p>
+            <w:r>
+              <w:t>Appointment - Practitioner</w:t>
+            </w:r>
+          </w:p>
         </w:tc>
         <w:tc>
           <w:tcPr>
             <w:tcW w:w="3360" w:type="dxa"/>
           </w:tcPr>
-          <w:p/>
+          <w:p>
+            <w:r>
+              <w:t>Association. Appointment holds a reference to its practitioner.</w:t>
+            </w:r>
+          </w:p>
         </w:tc>
         <w:tc>
           <w:tcPr>
             <w:tcW w:w="3360" w:type="dxa"/>
           </w:tcPr>
-          <w:p/>
+          <w:p>
+            <w:r>
+              <w:t xml:space="preserve">Same as in </w:t>
+            </w:r>
+            <w:proofErr w:type="gramStart"/>
+            <w:r>
+              <w:t>the stage</w:t>
+            </w:r>
+            <w:proofErr w:type="gramEnd"/>
+            <w:r>
+              <w:t xml:space="preserve"> 3 UML (1 to </w:t>
+            </w:r>
+            <w:proofErr w:type="gramStart"/>
+            <w:r>
+              <w:t>0..</w:t>
+            </w:r>
+            <w:proofErr w:type="gramEnd"/>
+            <w:r>
+              <w:t xml:space="preserve">*). Neither </w:t>
+            </w:r>
+            <w:proofErr w:type="gramStart"/>
+            <w:r>
+              <w:t>objects</w:t>
+            </w:r>
+            <w:proofErr w:type="gramEnd"/>
+            <w:r>
+              <w:t xml:space="preserve"> </w:t>
+            </w:r>
+            <w:proofErr w:type="gramStart"/>
+            <w:r>
+              <w:t>owns</w:t>
+            </w:r>
+            <w:proofErr w:type="gramEnd"/>
+            <w:r>
+              <w:t xml:space="preserve"> the other’s lifetime.</w:t>
+            </w:r>
+          </w:p>
         </w:tc>
       </w:tr>
       <w:tr>
@@ -616,19 +1404,44 @@
           <w:tcPr>
             <w:tcW w:w="3360" w:type="dxa"/>
           </w:tcPr>
-          <w:p/>
+          <w:p>
+            <w:r>
+              <w:t xml:space="preserve">Appointment - </w:t>
+            </w:r>
+            <w:proofErr w:type="spellStart"/>
+            <w:r>
+              <w:t>AppointmentStatus</w:t>
+            </w:r>
+            <w:proofErr w:type="spellEnd"/>
+          </w:p>
         </w:tc>
         <w:tc>
           <w:tcPr>
             <w:tcW w:w="3360" w:type="dxa"/>
           </w:tcPr>
-          <w:p/>
+          <w:p>
+            <w:r>
+              <w:t xml:space="preserve">This status is an </w:t>
+            </w:r>
+            <w:proofErr w:type="spellStart"/>
+            <w:r>
+              <w:t>enum</w:t>
+            </w:r>
+            <w:proofErr w:type="spellEnd"/>
+            <w:r>
+              <w:t xml:space="preserve"> value held as an attribute.</w:t>
+            </w:r>
+          </w:p>
         </w:tc>
         <w:tc>
           <w:tcPr>
             <w:tcW w:w="3360" w:type="dxa"/>
           </w:tcPr>
-          <w:p/>
+          <w:p>
+            <w:r>
+              <w:t>A fixed set of states replaces the free strings in stage 3 skeleton, so a typo cannot create an invalid status.</w:t>
+            </w:r>
+          </w:p>
         </w:tc>
       </w:tr>
       <w:tr>
@@ -636,19 +1449,37 @@
           <w:tcPr>
             <w:tcW w:w="3360" w:type="dxa"/>
           </w:tcPr>
-          <w:p/>
+          <w:p>
+            <w:r>
+              <w:t>Patient/Practitioner – shared base class</w:t>
+            </w:r>
+          </w:p>
         </w:tc>
         <w:tc>
           <w:tcPr>
             <w:tcW w:w="3360" w:type="dxa"/>
           </w:tcPr>
-          <w:p/>
+          <w:p>
+            <w:r>
+              <w:t>No inheritance</w:t>
+            </w:r>
+            <w:r>
+              <w:t>.</w:t>
+            </w:r>
+          </w:p>
         </w:tc>
         <w:tc>
           <w:tcPr>
             <w:tcW w:w="3360" w:type="dxa"/>
           </w:tcPr>
-          <w:p/>
+          <w:p>
+            <w:r>
+              <w:t>Stage 3 kept them as peers. They only share the id and name, and the shared text check is one helper function</w:t>
+            </w:r>
+            <w:r>
+              <w:t>.</w:t>
+            </w:r>
+          </w:p>
         </w:tc>
       </w:tr>
       <w:tr>
@@ -656,19 +1487,31 @@
           <w:tcPr>
             <w:tcW w:w="3360" w:type="dxa"/>
           </w:tcPr>
-          <w:p/>
+          <w:p>
+            <w:r>
+              <w:t>Clinic - Appointment</w:t>
+            </w:r>
+          </w:p>
         </w:tc>
         <w:tc>
           <w:tcPr>
             <w:tcW w:w="3360" w:type="dxa"/>
           </w:tcPr>
-          <w:p/>
+          <w:p>
+            <w:r>
+              <w:t>No Clinic class.</w:t>
+            </w:r>
+          </w:p>
         </w:tc>
         <w:tc>
           <w:tcPr>
             <w:tcW w:w="3360" w:type="dxa"/>
           </w:tcPr>
-          <w:p/>
+          <w:p>
+            <w:r>
+              <w:t>Unchanged Stage 3 decision: Nothing in the requirements needs a top-level owner.</w:t>
+            </w:r>
+          </w:p>
         </w:tc>
       </w:tr>
     </w:tbl>
@@ -687,11 +1530,11 @@
         <w:tblLook w:val="04A0" w:firstRow="1" w:lastRow="0" w:firstColumn="1" w:lastColumn="0" w:noHBand="0" w:noVBand="1"/>
       </w:tblPr>
       <w:tblGrid>
-        <w:gridCol w:w="2016"/>
-        <w:gridCol w:w="2016"/>
-        <w:gridCol w:w="2016"/>
-        <w:gridCol w:w="2016"/>
-        <w:gridCol w:w="2016"/>
+        <w:gridCol w:w="2736"/>
+        <w:gridCol w:w="1855"/>
+        <w:gridCol w:w="1793"/>
+        <w:gridCol w:w="1868"/>
+        <w:gridCol w:w="2044"/>
       </w:tblGrid>
       <w:tr>
         <w:tc>
@@ -750,31 +1593,78 @@
           <w:tcPr>
             <w:tcW w:w="2016" w:type="dxa"/>
           </w:tcPr>
-          <w:p/>
+          <w:p>
+            <w:proofErr w:type="spellStart"/>
+            <w:r>
+              <w:t>AppointmentStatus</w:t>
+            </w:r>
+            <w:proofErr w:type="spellEnd"/>
+            <w:r>
+              <w:t xml:space="preserve"> </w:t>
+            </w:r>
+            <w:proofErr w:type="spellStart"/>
+            <w:r>
+              <w:t>enum</w:t>
+            </w:r>
+            <w:proofErr w:type="spellEnd"/>
+            <w:r>
+              <w:t xml:space="preserve"> and </w:t>
+            </w:r>
+            <w:proofErr w:type="spellStart"/>
+            <w:r>
+              <w:t>InvalidStstus</w:t>
+            </w:r>
+            <w:r>
+              <w:t>TransitionError</w:t>
+            </w:r>
+            <w:proofErr w:type="spellEnd"/>
+          </w:p>
         </w:tc>
         <w:tc>
           <w:tcPr>
             <w:tcW w:w="2016" w:type="dxa"/>
           </w:tcPr>
-          <w:p/>
+          <w:p>
+            <w:r>
+              <w:t>Yes – Both asked for in the Part D prompt</w:t>
+            </w:r>
+          </w:p>
         </w:tc>
         <w:tc>
           <w:tcPr>
             <w:tcW w:w="2016" w:type="dxa"/>
           </w:tcPr>
-          <w:p/>
+          <w:p>
+            <w:r>
+              <w:t>Accepted</w:t>
+            </w:r>
+          </w:p>
         </w:tc>
         <w:tc>
           <w:tcPr>
             <w:tcW w:w="2016" w:type="dxa"/>
           </w:tcPr>
-          <w:p/>
+          <w:p>
+            <w:r>
+              <w:t>Replaces the string statuses;</w:t>
+            </w:r>
+            <w:r>
+              <w:t xml:space="preserve"> one exception is enough for illegal changes.</w:t>
+            </w:r>
+          </w:p>
         </w:tc>
         <w:tc>
           <w:tcPr>
             <w:tcW w:w="2016" w:type="dxa"/>
           </w:tcPr>
-          <w:p/>
+          <w:p>
+            <w:r>
+              <w:t>Part F4; a repeated cancel raises the exception</w:t>
+            </w:r>
+            <w:r>
+              <w:t>.</w:t>
+            </w:r>
+          </w:p>
         </w:tc>
       </w:tr>
       <w:tr>
@@ -782,31 +1672,88 @@
           <w:tcPr>
             <w:tcW w:w="2016" w:type="dxa"/>
           </w:tcPr>
-          <w:p/>
+          <w:p>
+            <w:proofErr w:type="spellStart"/>
+            <w:r>
+              <w:t>Private_status</w:t>
+            </w:r>
+            <w:proofErr w:type="spellEnd"/>
+            <w:r>
+              <w:t>, read-only status property, changes only through __</w:t>
+            </w:r>
+            <w:proofErr w:type="spellStart"/>
+            <w:r>
+              <w:t>change_</w:t>
+            </w:r>
+            <w:proofErr w:type="gramStart"/>
+            <w:r>
+              <w:t>status</w:t>
+            </w:r>
+            <w:proofErr w:type="spellEnd"/>
+            <w:r>
+              <w:t>(</w:t>
+            </w:r>
+            <w:proofErr w:type="gramEnd"/>
+            <w:r>
+              <w:t>)</w:t>
+            </w:r>
+          </w:p>
         </w:tc>
         <w:tc>
           <w:tcPr>
             <w:tcW w:w="2016" w:type="dxa"/>
           </w:tcPr>
-          <w:p/>
+          <w:p>
+            <w:r>
+              <w:t>Yes – Adds no new operation to the UML</w:t>
+            </w:r>
+          </w:p>
         </w:tc>
         <w:tc>
           <w:tcPr>
             <w:tcW w:w="2016" w:type="dxa"/>
           </w:tcPr>
-          <w:p/>
+          <w:p>
+            <w:r>
+              <w:t>Accepted</w:t>
+            </w:r>
+          </w:p>
         </w:tc>
         <w:tc>
           <w:tcPr>
             <w:tcW w:w="2016" w:type="dxa"/>
           </w:tcPr>
-          <w:p/>
+          <w:p>
+            <w:r>
+              <w:t>Stops status being set from outside without adding public methods the UML doesn’t have.</w:t>
+            </w:r>
+          </w:p>
         </w:tc>
         <w:tc>
           <w:tcPr>
             <w:tcW w:w="2016" w:type="dxa"/>
           </w:tcPr>
-          <w:p/>
+          <w:p>
+            <w:r>
+              <w:t>Part F2; assigning</w:t>
+            </w:r>
+            <w:r>
+              <w:t xml:space="preserve"> to status raises </w:t>
+            </w:r>
+            <w:proofErr w:type="spellStart"/>
+            <w:r>
+              <w:t>AttributeError</w:t>
+            </w:r>
+            <w:proofErr w:type="spellEnd"/>
+            <w:r>
+              <w:t>.</w:t>
+            </w:r>
+          </w:p>
+          <w:p>
+            <w:r>
+              <w:t>Part E: no setters.</w:t>
+            </w:r>
+          </w:p>
         </w:tc>
       </w:tr>
       <w:tr>
@@ -814,31 +1761,84 @@
           <w:tcPr>
             <w:tcW w:w="2016" w:type="dxa"/>
           </w:tcPr>
-          <w:p/>
+          <w:p>
+            <w:r>
+              <w:t xml:space="preserve">Earlier draft: a new public </w:t>
+            </w:r>
+            <w:proofErr w:type="spellStart"/>
+            <w:r>
+              <w:t>change_</w:t>
+            </w:r>
+            <w:proofErr w:type="gramStart"/>
+            <w:r>
+              <w:t>status</w:t>
+            </w:r>
+            <w:proofErr w:type="spellEnd"/>
+            <w:r>
+              <w:t>(</w:t>
+            </w:r>
+            <w:proofErr w:type="gramEnd"/>
+            <w:r>
+              <w:t>) and extra parameters on existing methods</w:t>
+            </w:r>
+          </w:p>
         </w:tc>
         <w:tc>
           <w:tcPr>
             <w:tcW w:w="2016" w:type="dxa"/>
           </w:tcPr>
-          <w:p/>
+          <w:p>
+            <w:r>
+              <w:t>No – Not in the Stage 3 UML</w:t>
+            </w:r>
+          </w:p>
         </w:tc>
         <w:tc>
           <w:tcPr>
             <w:tcW w:w="2016" w:type="dxa"/>
           </w:tcPr>
-          <w:p/>
+          <w:p>
+            <w:r>
+              <w:t>Rejected</w:t>
+            </w:r>
+          </w:p>
         </w:tc>
         <w:tc>
           <w:tcPr>
             <w:tcW w:w="2016" w:type="dxa"/>
           </w:tcPr>
-          <w:p/>
+          <w:p>
+            <w:r>
+              <w:t>The approved design fixes t</w:t>
+            </w:r>
+            <w:r>
+              <w:t xml:space="preserve">he </w:t>
+            </w:r>
+            <w:proofErr w:type="gramStart"/>
+            <w:r>
+              <w:t>operations,</w:t>
+            </w:r>
+            <w:proofErr w:type="gramEnd"/>
+            <w:r>
+              <w:t xml:space="preserve"> new API was not requested.</w:t>
+            </w:r>
+          </w:p>
         </w:tc>
         <w:tc>
           <w:tcPr>
             <w:tcW w:w="2016" w:type="dxa"/>
           </w:tcPr>
-          <w:p/>
+          <w:p>
+            <w:r>
+              <w:t xml:space="preserve">Compared the draft </w:t>
+            </w:r>
+            <w:r>
+              <w:t>with</w:t>
+            </w:r>
+            <w:r>
+              <w:t xml:space="preserve"> the Stage 3 UML; rebuilt from the skeleton</w:t>
+            </w:r>
+          </w:p>
         </w:tc>
       </w:tr>
       <w:tr>
@@ -846,31 +1846,67 @@
           <w:tcPr>
             <w:tcW w:w="2016" w:type="dxa"/>
           </w:tcPr>
-          <w:p/>
+          <w:p>
+            <w:r>
+              <w:t>Earlier draft: phone-number rules, reschedule rules, and conflict checking</w:t>
+            </w:r>
+          </w:p>
         </w:tc>
         <w:tc>
           <w:tcPr>
             <w:tcW w:w="2016" w:type="dxa"/>
           </w:tcPr>
-          <w:p/>
+          <w:p>
+            <w:r>
+              <w:t xml:space="preserve">No – Not in the prompts or the </w:t>
+            </w:r>
+            <w:proofErr w:type="spellStart"/>
+            <w:r>
+              <w:t>requirments</w:t>
+            </w:r>
+            <w:proofErr w:type="spellEnd"/>
+          </w:p>
         </w:tc>
         <w:tc>
           <w:tcPr>
             <w:tcW w:w="2016" w:type="dxa"/>
           </w:tcPr>
-          <w:p/>
+          <w:p>
+            <w:r>
+              <w:t>Rejected</w:t>
+            </w:r>
+          </w:p>
         </w:tc>
         <w:tc>
           <w:tcPr>
             <w:tcW w:w="2016" w:type="dxa"/>
           </w:tcPr>
-          <w:p/>
+          <w:p>
+            <w:r>
+              <w:t>Invented</w:t>
+            </w:r>
+            <w:r>
+              <w:t xml:space="preserve"> rules; the requirements don’t state them </w:t>
+            </w:r>
+            <w:r>
+              <w:lastRenderedPageBreak/>
+              <w:t>and those methods stay stubs.</w:t>
+            </w:r>
+          </w:p>
         </w:tc>
         <w:tc>
           <w:tcPr>
             <w:tcW w:w="2016" w:type="dxa"/>
           </w:tcPr>
-          <w:p/>
+          <w:p>
+            <w:r>
+              <w:lastRenderedPageBreak/>
+              <w:t>Re-read</w:t>
+            </w:r>
+            <w:r>
+              <w:t xml:space="preserve"> the prompts and FR_01 to FR-09</w:t>
+            </w:r>
+          </w:p>
         </w:tc>
       </w:tr>
       <w:tr>
@@ -878,31 +1914,70 @@
           <w:tcPr>
             <w:tcW w:w="2016" w:type="dxa"/>
           </w:tcPr>
-          <w:p/>
+          <w:p>
+            <w:r>
+              <w:t>Constructor keeps the status argument from the skeleton</w:t>
+            </w:r>
+          </w:p>
         </w:tc>
         <w:tc>
           <w:tcPr>
             <w:tcW w:w="2016" w:type="dxa"/>
           </w:tcPr>
-          <w:p/>
+          <w:p>
+            <w:r>
+              <w:t>Partly</w:t>
+            </w:r>
+            <w:r>
+              <w:t xml:space="preserve"> – allows an appointment to start in any status</w:t>
+            </w:r>
+          </w:p>
         </w:tc>
         <w:tc>
           <w:tcPr>
             <w:tcW w:w="2016" w:type="dxa"/>
           </w:tcPr>
-          <w:p/>
+          <w:p>
+            <w:r>
+              <w:t>Accepted; Flagged</w:t>
+            </w:r>
+          </w:p>
         </w:tc>
         <w:tc>
           <w:tcPr>
             <w:tcW w:w="2016" w:type="dxa"/>
           </w:tcPr>
-          <w:p/>
+          <w:p>
+            <w:r>
+              <w:t>Kept the Stage 3 signature; the risk is noted rather than changed</w:t>
+            </w:r>
+          </w:p>
         </w:tc>
         <w:tc>
           <w:tcPr>
             <w:tcW w:w="2016" w:type="dxa"/>
           </w:tcPr>
-          <w:p/>
+          <w:p>
+            <w:r>
+              <w:t xml:space="preserve">Part E review; </w:t>
+            </w:r>
+            <w:proofErr w:type="gramStart"/>
+            <w:r>
+              <w:t>validate(</w:t>
+            </w:r>
+            <w:proofErr w:type="gramEnd"/>
+            <w:r>
+              <w:t xml:space="preserve">) checks it is an </w:t>
+            </w:r>
+            <w:proofErr w:type="spellStart"/>
+            <w:r>
+              <w:t>AppointmentStatus</w:t>
+            </w:r>
+            <w:proofErr w:type="spellEnd"/>
+            <w:r>
+              <w:t>.</w:t>
+            </w:r>
+          </w:p>
         </w:tc>
       </w:tr>
     </w:tbl>
@@ -911,7 +1986,6 @@
         <w:pStyle w:val="Heading1"/>
       </w:pPr>
       <w:r>
-        <w:lastRenderedPageBreak/>
         <w:t>5. Updated UML</w:t>
       </w:r>
     </w:p>
@@ -920,6 +1994,247 @@
         <w:t>Insert updated UML only if implementation revealed a justified design change. Explain every change.</w:t>
       </w:r>
     </w:p>
+    <w:p>
+      <w:r>
+        <w:rPr>
+          <w:noProof/>
+        </w:rPr>
+        <w:drawing>
+          <wp:inline distT="0" distB="0" distL="0" distR="0" wp14:anchorId="028053DE" wp14:editId="6245584E">
+            <wp:extent cx="6400800" cy="3646170"/>
+            <wp:effectExtent l="0" t="0" r="0" b="0"/>
+            <wp:docPr id="315588468" name="Picture 3"/>
+            <wp:cNvGraphicFramePr>
+              <a:graphicFrameLocks xmlns:a="http://schemas.openxmlformats.org/drawingml/2006/main" noChangeAspect="1"/>
+            </wp:cNvGraphicFramePr>
+            <a:graphic xmlns:a="http://schemas.openxmlformats.org/drawingml/2006/main">
+              <a:graphicData uri="http://schemas.openxmlformats.org/drawingml/2006/picture">
+                <pic:pic xmlns:pic="http://schemas.openxmlformats.org/drawingml/2006/picture">
+                  <pic:nvPicPr>
+                    <pic:cNvPr id="315588468" name="Picture 315588468"/>
+                    <pic:cNvPicPr/>
+                  </pic:nvPicPr>
+                  <pic:blipFill>
+                    <a:blip r:embed="rId6"/>
+                    <a:stretch>
+                      <a:fillRect/>
+                    </a:stretch>
+                  </pic:blipFill>
+                  <pic:spPr>
+                    <a:xfrm>
+                      <a:off x="0" y="0"/>
+                      <a:ext cx="6400800" cy="3646170"/>
+                    </a:xfrm>
+                    <a:prstGeom prst="rect">
+                      <a:avLst/>
+                    </a:prstGeom>
+                  </pic:spPr>
+                </pic:pic>
+              </a:graphicData>
+            </a:graphic>
+          </wp:inline>
+        </w:drawing>
+      </w:r>
+    </w:p>
+    <w:tbl>
+      <w:tblPr>
+        <w:tblStyle w:val="TableGrid"/>
+        <w:tblW w:w="0" w:type="auto"/>
+        <w:tblLook w:val="04A0" w:firstRow="1" w:lastRow="0" w:firstColumn="1" w:lastColumn="0" w:noHBand="0" w:noVBand="1"/>
+      </w:tblPr>
+      <w:tblGrid>
+        <w:gridCol w:w="3652"/>
+        <w:gridCol w:w="6644"/>
+      </w:tblGrid>
+      <w:tr>
+        <w:tc>
+          <w:tcPr>
+            <w:tcW w:w="3652" w:type="dxa"/>
+          </w:tcPr>
+          <w:p>
+            <w:r>
+              <w:t>Change</w:t>
+            </w:r>
+          </w:p>
+        </w:tc>
+        <w:tc>
+          <w:tcPr>
+            <w:tcW w:w="6644" w:type="dxa"/>
+          </w:tcPr>
+          <w:p>
+            <w:r>
+              <w:t>Reason</w:t>
+            </w:r>
+          </w:p>
+        </w:tc>
+      </w:tr>
+      <w:tr>
+        <w:tc>
+          <w:tcPr>
+            <w:tcW w:w="3652" w:type="dxa"/>
+          </w:tcPr>
+          <w:p>
+            <w:r>
+              <w:t>Practitioner gains specialty</w:t>
+            </w:r>
+          </w:p>
+        </w:tc>
+        <w:tc>
+          <w:tcPr>
+            <w:tcW w:w="6644" w:type="dxa"/>
+          </w:tcPr>
+          <w:p>
+            <w:r>
+              <w:t>Asked for by the Part C prompt</w:t>
+            </w:r>
+          </w:p>
+        </w:tc>
+      </w:tr>
+      <w:tr>
+        <w:tc>
+          <w:tcPr>
+            <w:tcW w:w="3652" w:type="dxa"/>
+          </w:tcPr>
+          <w:p>
+            <w:proofErr w:type="spellStart"/>
+            <w:r>
+              <w:t>Appointment.status</w:t>
+            </w:r>
+            <w:proofErr w:type="spellEnd"/>
+            <w:r>
+              <w:t xml:space="preserve"> changes from str to the </w:t>
+            </w:r>
+            <w:proofErr w:type="spellStart"/>
+            <w:r>
+              <w:t>AppountmentStatus</w:t>
+            </w:r>
+            <w:proofErr w:type="spellEnd"/>
+            <w:r>
+              <w:t xml:space="preserve"> </w:t>
+            </w:r>
+            <w:proofErr w:type="spellStart"/>
+            <w:r>
+              <w:t>enum</w:t>
+            </w:r>
+            <w:proofErr w:type="spellEnd"/>
+          </w:p>
+        </w:tc>
+        <w:tc>
+          <w:tcPr>
+            <w:tcW w:w="6644" w:type="dxa"/>
+          </w:tcPr>
+          <w:p>
+            <w:r>
+              <w:t>Asked for by the Part D prompt; a fixed set of states replaces free strings</w:t>
+            </w:r>
+          </w:p>
+        </w:tc>
+      </w:tr>
+      <w:tr>
+        <w:tc>
+          <w:tcPr>
+            <w:tcW w:w="3652" w:type="dxa"/>
+          </w:tcPr>
+          <w:p>
+            <w:r>
+              <w:t xml:space="preserve">New </w:t>
+            </w:r>
+            <w:proofErr w:type="spellStart"/>
+            <w:r>
+              <w:t>InvalidStatusTransitionError</w:t>
+            </w:r>
+            <w:proofErr w:type="spellEnd"/>
+          </w:p>
+        </w:tc>
+        <w:tc>
+          <w:tcPr>
+            <w:tcW w:w="6644" w:type="dxa"/>
+          </w:tcPr>
+          <w:p>
+            <w:r>
+              <w:t>Asked for by the Part D prompt; signals an illegal status change</w:t>
+            </w:r>
+          </w:p>
+        </w:tc>
+      </w:tr>
+      <w:tr>
+        <w:tc>
+          <w:tcPr>
+            <w:tcW w:w="3652" w:type="dxa"/>
+          </w:tcPr>
+          <w:p>
+            <w:proofErr w:type="spellStart"/>
+            <w:r>
+              <w:t>Patient.opt_</w:t>
+            </w:r>
+            <w:r>
+              <w:t>in_</w:t>
+            </w:r>
+            <w:proofErr w:type="gramStart"/>
+            <w:r>
+              <w:t>reminders</w:t>
+            </w:r>
+            <w:proofErr w:type="spellEnd"/>
+            <w:r>
+              <w:t>(</w:t>
+            </w:r>
+            <w:proofErr w:type="gramEnd"/>
+            <w:r>
+              <w:t>)</w:t>
+            </w:r>
+            <w:r>
+              <w:t xml:space="preserve"> become </w:t>
+            </w:r>
+            <w:proofErr w:type="spellStart"/>
+            <w:r>
+              <w:t>opt_in_for_</w:t>
+            </w:r>
+            <w:proofErr w:type="gramStart"/>
+            <w:r>
+              <w:t>reminders</w:t>
+            </w:r>
+            <w:proofErr w:type="spellEnd"/>
+            <w:r>
+              <w:t>(</w:t>
+            </w:r>
+            <w:proofErr w:type="gramEnd"/>
+            <w:r>
+              <w:t>)</w:t>
+            </w:r>
+          </w:p>
+        </w:tc>
+        <w:tc>
+          <w:tcPr>
+            <w:tcW w:w="6644" w:type="dxa"/>
+          </w:tcPr>
+          <w:p>
+            <w:r>
+              <w:t>The name in my Stage 3 skeleton already used</w:t>
+            </w:r>
+            <w:r>
+              <w:t xml:space="preserve"> </w:t>
+            </w:r>
+            <w:proofErr w:type="spellStart"/>
+            <w:r>
+              <w:t>opt_in_for_</w:t>
+            </w:r>
+            <w:proofErr w:type="gramStart"/>
+            <w:r>
+              <w:t>reminders</w:t>
+            </w:r>
+            <w:proofErr w:type="spellEnd"/>
+            <w:r>
+              <w:t>(</w:t>
+            </w:r>
+            <w:proofErr w:type="gramEnd"/>
+            <w:r>
+              <w:t>), so now the code and diagram agree,</w:t>
+            </w:r>
+          </w:p>
+        </w:tc>
+      </w:tr>
+    </w:tbl>
+    <w:p/>
     <w:sectPr>
       <w:pgSz w:w="12240" w:h="15840"/>
       <w:pgMar w:top="936" w:right="1080" w:bottom="936" w:left="1080" w:header="720" w:footer="720" w:gutter="0"/>
@@ -931,7 +2246,7 @@
 </file>
 
 <file path=word/numbering.xml><?xml version="1.0" encoding="utf-8"?>
-<w:numbering xmlns:wpc="http://schemas.microsoft.com/office/word/2010/wordprocessingCanvas" xmlns:cx="http://schemas.microsoft.com/office/drawing/2014/chartex" xmlns:cx1="http://schemas.microsoft.com/office/drawing/2015/9/8/chartex" xmlns:cx2="http://schemas.microsoft.com/office/drawing/2015/10/21/chartex" xmlns:cx3="http://schemas.microsoft.com/office/drawing/2016/5/9/chartex" xmlns:cx4="http://schemas.microsoft.com/office/drawing/2016/5/10/chartex" xmlns:cx5="http://schemas.microsoft.com/office/drawing/2016/5/11/chartex" xmlns:cx6="http://schemas.microsoft.com/office/drawing/2016/5/12/chartex" xmlns:cx7="http://schemas.microsoft.com/office/drawing/2016/5/13/chartex" xmlns:cx8="http://schemas.microsoft.com/office/drawing/2016/5/14/chartex" xmlns:mc="http://schemas.openxmlformats.org/markup-compatibility/2006" xmlns:aink="http://schemas.microsoft.com/office/drawing/2016/ink" xmlns:am3d="http://schemas.microsoft.com/office/drawing/2017/model3d" xmlns:o="urn:schemas-microsoft-com:office:office" xmlns:oel="http://schemas.microsoft.com/office/2019/extlst" xmlns:r="http://schemas.openxmlformats.org/officeDocument/2006/relationships" xmlns:m="http://schemas.openxmlformats.org/officeDocument/2006/math" xmlns:v="urn:schemas-microsoft-com:vml" xmlns:wp14="http://schemas.microsoft.com/office/word/2010/wordprocessingDrawing" xmlns:wp="http://schemas.openxmlformats.org/drawingml/2006/wordprocessingDrawing" xmlns:w10="urn:schemas-microsoft-com:office:word" xmlns:w="http://schemas.openxmlformats.org/wordprocessingml/2006/main" xmlns:w14="http://schemas.microsoft.com/office/word/2010/wordml" xmlns:w15="http://schemas.microsoft.com/office/word/2012/wordml" xmlns:w16cei="http://schemas.microsoft.com/office/word/2026/wordml/cei" xmlns:w16cex="http://schemas.microsoft.com/office/word/2018/wordml/cex" xmlns:w16cid="http://schemas.microsoft.com/office/word/2016/wordml/cid" xmlns:w16="http://schemas.microsoft.com/office/word/2018/wordml" xmlns:w16du="http://schemas.microsoft.com/office/word/2023/wordml/word16du" xmlns:w16sdtdh="http://schemas.microsoft.com/office/word/2020/wordml/sdtdatahash" xmlns:w16sdtfl="http://schemas.microsoft.com/office/word/2024/wordml/sdtformatlock" xmlns:w16se="http://schemas.microsoft.com/office/word/2015/wordml/symex" xmlns:wpg="http://schemas.microsoft.com/office/word/2010/wordprocessingGroup" xmlns:wpi="http://schemas.microsoft.com/office/word/2010/wordprocessingInk" xmlns:wne="http://schemas.microsoft.com/office/word/2006/wordml" xmlns:wps="http://schemas.microsoft.com/office/word/2010/wordprocessingShape" mc:Ignorable="w14 w15 w16se w16cid w16 w16cex w16sdtdh w16sdtfl w16du wp14">
+<w:numbering xmlns:wpc="http://schemas.microsoft.com/office/word/2010/wordprocessingCanvas" xmlns:cx="http://schemas.microsoft.com/office/drawing/2014/chartex" xmlns:cx1="http://schemas.microsoft.com/office/drawing/2015/9/8/chartex" xmlns:cx2="http://schemas.microsoft.com/office/drawing/2015/10/21/chartex" xmlns:cx3="http://schemas.microsoft.com/office/drawing/2016/5/9/chartex" xmlns:cx4="http://schemas.microsoft.com/office/drawing/2016/5/10/chartex" xmlns:cx5="http://schemas.microsoft.com/office/drawing/2016/5/11/chartex" xmlns:cx6="http://schemas.microsoft.com/office/drawing/2016/5/12/chartex" xmlns:cx7="http://schemas.microsoft.com/office/drawing/2016/5/13/chartex" xmlns:cx8="http://schemas.microsoft.com/office/drawing/2016/5/14/chartex" xmlns:mc="http://schemas.openxmlformats.org/markup-compatibility/2006" xmlns:aink="http://schemas.microsoft.com/office/drawing/2016/ink" xmlns:am3d="http://schemas.microsoft.com/office/drawing/2017/model3d" xmlns:o="urn:schemas-microsoft-com:office:office" xmlns:oel="http://schemas.microsoft.com/office/2019/extlst" xmlns:r="http://schemas.openxmlformats.org/officeDocument/2006/relationships" xmlns:m="http://schemas.openxmlformats.org/officeDocument/2006/math" xmlns:v="urn:schemas-microsoft-com:vml" xmlns:wp14="http://schemas.microsoft.com/office/word/2010/wordprocessingDrawing" xmlns:wp="http://schemas.openxmlformats.org/drawingml/2006/wordprocessingDrawing" xmlns:w10="urn:schemas-microsoft-com:office:word" xmlns:w="http://schemas.openxmlformats.org/wordprocessingml/2006/main" xmlns:w14="http://schemas.microsoft.com/office/word/2010/wordml" xmlns:w15="http://schemas.microsoft.com/office/word/2012/wordml" xmlns:w16cex="http://schemas.microsoft.com/office/word/2018/wordml/cex" xmlns:w16cid="http://schemas.microsoft.com/office/word/2016/wordml/cid" xmlns:w16="http://schemas.microsoft.com/office/word/2018/wordml" xmlns:w16du="http://schemas.microsoft.com/office/word/2023/wordml/word16du" xmlns:w16sdtdh="http://schemas.microsoft.com/office/word/2020/wordml/sdtdatahash" xmlns:w16sdtfl="http://schemas.microsoft.com/office/word/2024/wordml/sdtformatlock" xmlns:w16se="http://schemas.microsoft.com/office/word/2015/wordml/symex" xmlns:wpg="http://schemas.microsoft.com/office/word/2010/wordprocessingGroup" xmlns:wpi="http://schemas.microsoft.com/office/word/2010/wordprocessingInk" xmlns:wne="http://schemas.microsoft.com/office/word/2006/wordml" xmlns:wps="http://schemas.microsoft.com/office/word/2010/wordprocessingShape" mc:Ignorable="w14 w15 w16se w16cid w16 w16cex w16sdtdh w16sdtfl w16du wp14">
   <w:abstractNum w:abstractNumId="0" w15:restartNumberingAfterBreak="0">
     <w:nsid w:val="FFFFFF7C"/>
     <w:multiLevelType w:val="singleLevel"/>
